--- a/research_runs/PLOS_ONE_SUBMISSION/PLOS_ONE_Manuscript.docx
+++ b/research_runs/PLOS_ONE_SUBMISSION/PLOS_ONE_Manuscript.docx
@@ -28,6 +28,11 @@
     <w:p>
       <w:r>
         <w:t>*Corresponding author: zzy2630816871@gmail.com</w:t>
+      </w:r>
+    </w:p>
+    <w:p>
+      <w:r>
+        <w:t>ORCID: https://orcid.org/0009-0005-1153-4926</w:t>
       </w:r>
     </w:p>
     <w:p>
@@ -2494,7 +2499,17 @@
     </w:p>
     <w:p>
       <w:r>
-        <w:t>This study involved secondary analysis of public EEG recordings and recruited no new participants. The Cho2017 and Lee2019 source publications report collection ethics review and written informed consent [7,9]. Those collection approvals are not approvals for this secondary analysis. The author confirms that neither ethics approval nor an exemption was required for this secondary analysis.</w:t>
+        <w:t>This study involved secondary analysis of public EEG recordings and recruited no new participants. The Cho2017 and Lee2019 source publications report collection ethics review and written informed consent [7,9]. Those collection approvals are not approvals for this secondary analysis. The author confirms that neither ethics approval nor an exemption was required for this secondary analysis. No formal approval or exemption documentation was obtained for this secondary analysis; this statement records the author’s assessment rather than an institutional or committee determination.</w:t>
+      </w:r>
+    </w:p>
+    <w:p>
+      <w:r>
+        <w:t>The retained research records document access to BNCI2014_001 recordings from 21 September to 6 October 2026, to PhysioNet EEG Motor Movement/Imagery recordings on 25 September 2026, and raw-data auditing and external evaluation of Cho2017 and Lee2019 MI from 3 to 5 October 2026. Dates refer to the recorded research-access periods in UTC; the calendar dates are the same in China Standard Time. They do not establish first-ever download dates or exclude access outside the retained records. Git commit, publication and backup timestamps were not substituted for recorded data-use events.</w:t>
+      </w:r>
+    </w:p>
+    <w:p>
+      <w:r>
+        <w:t>The author reports access only to the recordings, provider-assigned participant codes and basic demographic metadata, such as age, without names, contact details or an identity linkage key. No direct identifying information was available to the author; public participant codes were retained for within-dataset grouping and scoring.</w:t>
       </w:r>
     </w:p>
     <w:p>
@@ -2508,6 +2523,11 @@
     <w:p>
       <w:r>
         <w:t>Public BNCI2014_001, PhysioNet, Cho2017 and Lee2019 recordings are available from the original providers [1,2,5,6,7,8,9,10], subject to their licenses and terms of use. PhysioNet platform publications are cited separately [27,28]. Analysis code, saved predictions, participant-level summaries, parameter specifications and numerical validation reports are available at https://github.com/jackzhu119/cross-subject-mi-eeg. The supplementary reproducibility documentation identifies the exact source and result revisions. Raw EEG is not redistributed in the manuscript bundle.</w:t>
+      </w:r>
+    </w:p>
+    <w:p>
+      <w:r>
+        <w:t>The current submission materials and licensing notices are available at https://github.com/jackzhu119/cross-subject-mi-eeg/tree/plos-one-submission-v1.1. Author-owned original software is licensed under MIT; author-owned original manuscript material and derived outputs are licensed under CC BY 4.0. Third-party recordings, software, fonts and other incorporated materials retain their original terms. These permissions do not alter frozen scientific results or grant third-party rights.</w:t>
       </w:r>
     </w:p>
     <w:p>
